--- a/inst/extdata/_extensions/aagi-short-report/assets/template.docx
+++ b/inst/extdata/_extensions/aagi-short-report/assets/template.docx
@@ -912,10 +912,10 @@
         <w:noProof/>
       </w:rPr>
       <w:drawing>
-        <wp:inline distT="0" distB="0" distL="0" distR="0" wp14:anchorId="56A614DB" wp14:editId="29B54141">
-          <wp:extent cx="6957180" cy="701748"/>
+        <wp:inline distT="0" distB="0" distL="0" distR="0" wp14:anchorId="6E7451EE" wp14:editId="31DF0E2F">
+          <wp:extent cx="6958800" cy="825946"/>
           <wp:effectExtent l="0" t="0" r="0" b="0"/>
-          <wp:docPr id="3" name="Picture 3" descr="A black and purple logo&#10;&#10;Description automatically generated"/>
+          <wp:docPr id="613765257" name="Picture 1"/>
           <wp:cNvGraphicFramePr>
             <a:graphicFrameLocks xmlns:a="http://schemas.openxmlformats.org/drawingml/2006/main" noChangeAspect="1"/>
           </wp:cNvGraphicFramePr>
@@ -923,36 +923,29 @@
             <a:graphicData uri="http://schemas.openxmlformats.org/drawingml/2006/picture">
               <pic:pic xmlns:pic="http://schemas.openxmlformats.org/drawingml/2006/picture">
                 <pic:nvPicPr>
-                  <pic:cNvPr id="4" name="Picture 3" descr="A black and purple logo&#10;&#10;Description automatically generated"/>
+                  <pic:cNvPr id="613765257" name="Picture 613765257"/>
                   <pic:cNvPicPr/>
                 </pic:nvPicPr>
-                <pic:blipFill rotWithShape="1">
-                  <a:blip r:embed="rId1" cstate="print">
+                <pic:blipFill>
+                  <a:blip r:embed="rId1">
                     <a:extLst>
                       <a:ext uri="{28A0092B-C50C-407E-A947-70E740481C1C}">
                         <a14:useLocalDpi xmlns:a14="http://schemas.microsoft.com/office/drawing/2010/main" val="0"/>
                       </a:ext>
                     </a:extLst>
                   </a:blip>
-                  <a:srcRect l="2293" t="18005" r="2762" b="14674"/>
-                  <a:stretch/>
+                  <a:stretch>
+                    <a:fillRect/>
+                  </a:stretch>
                 </pic:blipFill>
-                <pic:spPr bwMode="auto">
+                <pic:spPr>
                   <a:xfrm>
                     <a:off x="0" y="0"/>
-                    <a:ext cx="7066365" cy="712761"/>
+                    <a:ext cx="6958800" cy="825946"/>
                   </a:xfrm>
                   <a:prstGeom prst="rect">
                     <a:avLst/>
                   </a:prstGeom>
-                  <a:ln>
-                    <a:noFill/>
-                  </a:ln>
-                  <a:extLst>
-                    <a:ext uri="{53640926-AAD7-44D8-BBD7-CCE9431645EC}">
-                      <a14:shadowObscured xmlns:a14="http://schemas.microsoft.com/office/drawing/2010/main"/>
-                    </a:ext>
-                  </a:extLst>
                 </pic:spPr>
               </pic:pic>
             </a:graphicData>
@@ -1079,7 +1072,7 @@
           <wp:extent cx="1800000" cy="817200"/>
           <wp:effectExtent l="0" t="0" r="0" b="0"/>
           <wp:wrapNone/>
-          <wp:docPr id="1185466968" name="Graphic 1"/>
+          <wp:docPr id="104101694" name="Graphic 1"/>
           <wp:cNvGraphicFramePr>
             <a:graphicFrameLocks xmlns:a="http://schemas.openxmlformats.org/drawingml/2006/main" noChangeAspect="1"/>
           </wp:cNvGraphicFramePr>
@@ -2535,6 +2528,7 @@
 <file path=word/glossary/settings.xml><?xml version="1.0" encoding="utf-8"?>
 <w:settings xmlns:mc="http://schemas.openxmlformats.org/markup-compatibility/2006" xmlns:o="urn:schemas-microsoft-com:office:office" xmlns:r="http://schemas.openxmlformats.org/officeDocument/2006/relationships" xmlns:m="http://schemas.openxmlformats.org/officeDocument/2006/math" xmlns:v="urn:schemas-microsoft-com:vml" xmlns:w10="urn:schemas-microsoft-com:office:word" xmlns:w="http://schemas.openxmlformats.org/wordprocessingml/2006/main" xmlns:w14="http://schemas.microsoft.com/office/word/2010/wordml" xmlns:w15="http://schemas.microsoft.com/office/word/2012/wordml" xmlns:w16cex="http://schemas.microsoft.com/office/word/2018/wordml/cex" xmlns:w16cid="http://schemas.microsoft.com/office/word/2016/wordml/cid" xmlns:w16="http://schemas.microsoft.com/office/word/2018/wordml" xmlns:w16du="http://schemas.microsoft.com/office/word/2023/wordml/word16du" xmlns:w16sdtdh="http://schemas.microsoft.com/office/word/2020/wordml/sdtdatahash" xmlns:w16sdtfl="http://schemas.microsoft.com/office/word/2024/wordml/sdtformatlock" xmlns:w16se="http://schemas.microsoft.com/office/word/2015/wordml/symex" xmlns:sl="http://schemas.openxmlformats.org/schemaLibrary/2006/main" mc:Ignorable="w14 w15 w16se w16cid w16 w16cex w16sdtdh w16sdtfl w16du">
   <w:view w:val="normal"/>
+  <w:revisionView w:inkAnnotations="0"/>
   <w:defaultTabStop w:val="720"/>
   <w:characterSpacingControl w:val="doNotCompress"/>
   <w:compat>
@@ -2557,11 +2551,13 @@
     <w:rsid w:val="00540F3C"/>
     <w:rsid w:val="00613E3F"/>
     <w:rsid w:val="0065000C"/>
+    <w:rsid w:val="00891C43"/>
     <w:rsid w:val="00A174C0"/>
     <w:rsid w:val="00B74CB1"/>
     <w:rsid w:val="00C17D7D"/>
     <w:rsid w:val="00C90CAA"/>
     <w:rsid w:val="00CB6FA1"/>
+    <w:rsid w:val="00CD5759"/>
     <w:rsid w:val="00DD6A3D"/>
     <w:rsid w:val="00E24EA1"/>
     <w:rsid w:val="00E3492F"/>
@@ -3352,15 +3348,6 @@
 </file>
 
 <file path=customXml/item1.xml><?xml version="1.0" encoding="utf-8"?>
-<?mso-contentType ?>
-<FormTemplates xmlns="http://schemas.microsoft.com/sharepoint/v3/contenttype/forms">
-  <Display>DocumentLibraryForm</Display>
-  <Edit>DocumentLibraryForm</Edit>
-  <New>DocumentLibraryForm</New>
-</FormTemplates>
-</file>
-
-<file path=customXml/item2.xml><?xml version="1.0" encoding="utf-8"?>
 <ct:contentTypeSchema xmlns:ct="http://schemas.microsoft.com/office/2006/metadata/contentType" xmlns:ma="http://schemas.microsoft.com/office/2006/metadata/properties/metaAttributes" ct:_="" ma:_="" ma:contentTypeName="Document" ma:contentTypeID="0x010100BE37AAF0DD5F4448A506F792B732F161" ma:contentTypeVersion="15" ma:contentTypeDescription="Create a new document." ma:contentTypeScope="" ma:versionID="4f9eece326cb8525d683a1ea9e6b2db6">
   <xsd:schema xmlns:xsd="http://www.w3.org/2001/XMLSchema" xmlns:xs="http://www.w3.org/2001/XMLSchema" xmlns:p="http://schemas.microsoft.com/office/2006/metadata/properties" xmlns:ns2="17fa7942-0d9f-40ad-9093-ce71332f67f5" xmlns:ns3="c0a5e2f2-cbc9-444d-acb1-da3840c97b19" targetNamespace="http://schemas.microsoft.com/office/2006/metadata/properties" ma:root="true" ma:fieldsID="83691a1f05b251e90b3a47d11cb76344" ns2:_="" ns3:_="">
     <xsd:import namespace="17fa7942-0d9f-40ad-9093-ce71332f67f5"/>
@@ -3595,11 +3582,16 @@
 </ct:contentTypeSchema>
 </file>
 
-<file path=customXml/item3.xml><?xml version="1.0" encoding="utf-8"?>
-<b:Sources xmlns:b="http://schemas.openxmlformats.org/officeDocument/2006/bibliography" xmlns="http://schemas.openxmlformats.org/officeDocument/2006/bibliography" SelectedStyle="\APASixthEditionOfficeOnline.xsl" StyleName="APA" Version="6"/>
+<file path=customXml/item2.xml><?xml version="1.0" encoding="utf-8"?>
+<?mso-contentType ?>
+<FormTemplates xmlns="http://schemas.microsoft.com/sharepoint/v3/contenttype/forms">
+  <Display>DocumentLibraryForm</Display>
+  <Edit>DocumentLibraryForm</Edit>
+  <New>DocumentLibraryForm</New>
+</FormTemplates>
 </file>
 
-<file path=customXml/item4.xml><?xml version="1.0" encoding="utf-8"?>
+<file path=customXml/item3.xml><?xml version="1.0" encoding="utf-8"?>
 <p:properties xmlns:p="http://schemas.microsoft.com/office/2006/metadata/properties" xmlns:xsi="http://www.w3.org/2001/XMLSchema-instance" xmlns:pc="http://schemas.microsoft.com/office/infopath/2007/PartnerControls">
   <documentManagement>
     <TaxCatchAll xmlns="c0a5e2f2-cbc9-444d-acb1-da3840c97b19" xsi:nil="true"/>
@@ -3610,15 +3602,11 @@
 </p:properties>
 </file>
 
-<file path=customXml/itemProps1.xml><?xml version="1.0" encoding="utf-8"?>
-<ds:datastoreItem xmlns:ds="http://schemas.openxmlformats.org/officeDocument/2006/customXml" ds:itemID="{5B075FEA-4E01-4107-8B62-6F06417D51EB}">
-  <ds:schemaRefs>
-    <ds:schemaRef ds:uri="http://schemas.microsoft.com/sharepoint/v3/contenttype/forms"/>
-  </ds:schemaRefs>
-</ds:datastoreItem>
+<file path=customXml/item4.xml><?xml version="1.0" encoding="utf-8"?>
+<b:Sources xmlns:b="http://schemas.openxmlformats.org/officeDocument/2006/bibliography" xmlns="http://schemas.openxmlformats.org/officeDocument/2006/bibliography" SelectedStyle="\APASixthEditionOfficeOnline.xsl" StyleName="APA" Version="6"/>
 </file>
 
-<file path=customXml/itemProps2.xml><?xml version="1.0" encoding="utf-8"?>
+<file path=customXml/itemProps1.xml><?xml version="1.0" encoding="utf-8"?>
 <ds:datastoreItem xmlns:ds="http://schemas.openxmlformats.org/officeDocument/2006/customXml" ds:itemID="{611802FA-C135-4E57-8C02-A7974D1B7D21}">
   <ds:schemaRefs>
     <ds:schemaRef ds:uri="http://schemas.microsoft.com/office/2006/metadata/contentType"/>
@@ -3637,15 +3625,15 @@
 </ds:datastoreItem>
 </file>
 
-<file path=customXml/itemProps3.xml><?xml version="1.0" encoding="utf-8"?>
-<ds:datastoreItem xmlns:ds="http://schemas.openxmlformats.org/officeDocument/2006/customXml" ds:itemID="{64FA4F1C-B507-441D-9669-8C36907E557A}">
+<file path=customXml/itemProps2.xml><?xml version="1.0" encoding="utf-8"?>
+<ds:datastoreItem xmlns:ds="http://schemas.openxmlformats.org/officeDocument/2006/customXml" ds:itemID="{5B075FEA-4E01-4107-8B62-6F06417D51EB}">
   <ds:schemaRefs>
-    <ds:schemaRef ds:uri="http://schemas.openxmlformats.org/officeDocument/2006/bibliography"/>
+    <ds:schemaRef ds:uri="http://schemas.microsoft.com/sharepoint/v3/contenttype/forms"/>
   </ds:schemaRefs>
 </ds:datastoreItem>
 </file>
 
-<file path=customXml/itemProps4.xml><?xml version="1.0" encoding="utf-8"?>
+<file path=customXml/itemProps3.xml><?xml version="1.0" encoding="utf-8"?>
 <ds:datastoreItem xmlns:ds="http://schemas.openxmlformats.org/officeDocument/2006/customXml" ds:itemID="{9E1FEEAB-B510-40FA-8CAE-DC1A4BCFB7AF}">
   <ds:schemaRefs>
     <ds:schemaRef ds:uri="http://schemas.microsoft.com/office/2006/metadata/properties"/>
@@ -3654,4 +3642,12 @@
     <ds:schemaRef ds:uri="17fa7942-0d9f-40ad-9093-ce71332f67f5"/>
   </ds:schemaRefs>
 </ds:datastoreItem>
+</file>
+
+<file path=customXml/itemProps4.xml><?xml version="1.0" encoding="utf-8"?>
+<ds:datastoreItem xmlns:ds="http://schemas.openxmlformats.org/officeDocument/2006/customXml" ds:itemID="{64FA4F1C-B507-441D-9669-8C36907E557A}">
+  <ds:schemaRefs>
+    <ds:schemaRef ds:uri="http://schemas.openxmlformats.org/officeDocument/2006/bibliography"/>
+  </ds:schemaRefs>
+</ds:datastoreItem>
 </file>